--- a/data/analysis/Reportes/Archivo/Analisis_Hidrometeorologico_2026-09-23.docx
+++ b/data/analysis/Reportes/Archivo/Analisis_Hidrometeorologico_2026-09-23.docx
@@ -35,7 +35,7 @@
           <w:rFonts w:ascii="Arial" w:hAnsi="Arial"/>
           <w:sz w:val="19"/>
         </w:rPr>
-        <w:t>CORTE: 2026-09-23 14:14</w:t>
+        <w:t>CORTE: 2026-09-23 14:29</w:t>
       </w:r>
     </w:p>
     <w:p>
@@ -75,7 +75,7 @@
           <w:rFonts w:ascii="Arial" w:hAnsi="Arial"/>
           <w:sz w:val="19"/>
         </w:rPr>
-        <w:t>Al corte de las 14:14 h, la lectura debe mantenerse integrada y no por cuencas aisladas. La señal hidrométrica más reciente tiene como referencia principal el corte vigente de niveles y la lluvia observada/prevista sobre Guatemala, Chiapas y Tabasco. El mayor cambio de 24 h entre estaciones observadas es Salto de Agua +1.08 m/24 h. La prioridad operativa es confirmar cualquier cambio de escenario con coincidencia de lluvia, saturación, niveles, caudales y operación de presas; el pronóstico por sí solo no constituye una creciente confirmada.</w:t>
+        <w:t>Al corte de las 14:29 h, la lectura debe mantenerse integrada y no por cuencas aisladas. La señal hidrométrica más reciente tiene como referencia principal el corte vigente de niveles y la lluvia observada/prevista sobre Guatemala, Chiapas y Tabasco. El mayor cambio de 24 h entre estaciones observadas es Salto de Agua +1.08 m/24 h. La prioridad operativa es confirmar cualquier cambio de escenario con coincidencia de lluvia, saturación, niveles, caudales y operación de presas; el pronóstico por sí solo no constituye una creciente confirmada.</w:t>
       </w:r>
     </w:p>
     <w:p>
@@ -1953,7 +1953,7 @@
           <w:rFonts w:ascii="Arial" w:hAnsi="Arial"/>
           <w:sz w:val="19"/>
         </w:rPr>
-        <w:t>El diagnóstico integrado del corte de las 14:14 h se mantiene condicionado por la evolución conjunta de Guatemala–Usumacinta–Boca del Cerro, Ríos Serranos–Pichucalco–Grijalva bajo, la cascada de presas y Peñitas/cuenca libre–Mezcalapa–Samaria–Carrizal. Ningún componente debe interpretarse de manera aislada. La señal operativa debe escalar únicamente cuando coincidan magnitud, persistencia y respuesta observada.</w:t>
+        <w:t>El diagnóstico integrado del corte de las 14:29 h se mantiene condicionado por la evolución conjunta de Guatemala–Usumacinta–Boca del Cerro, Ríos Serranos–Pichucalco–Grijalva bajo, la cascada de presas y Peñitas/cuenca libre–Mezcalapa–Samaria–Carrizal. Ningún componente debe interpretarse de manera aislada. La señal operativa debe escalar únicamente cuando coincidan magnitud, persistencia y respuesta observada.</w:t>
       </w:r>
     </w:p>
     <w:p>
@@ -2297,7 +2297,7 @@
                 <w:b w:val="0"/>
                 <w:sz w:val="16"/>
               </w:rPr>
-              <w:t>2026-09-23T13:54:11.131705-06:00</w:t>
+              <w:t>2026-09-23T14:18:42.064537-06:00</w:t>
             </w:r>
           </w:p>
         </w:tc>
@@ -2359,7 +2359,7 @@
                 <w:b w:val="0"/>
                 <w:sz w:val="16"/>
               </w:rPr>
-              <w:t>2026-09-23T13:54:11.131705-06:00</w:t>
+              <w:t>2026-09-23T14:18:42.064537-06:00</w:t>
             </w:r>
           </w:p>
         </w:tc>

--- a/data/analysis/Reportes/Archivo/Analisis_Hidrometeorologico_2026-09-23.docx
+++ b/data/analysis/Reportes/Archivo/Analisis_Hidrometeorologico_2026-09-23.docx
@@ -35,7 +35,7 @@
           <w:rFonts w:ascii="Arial" w:hAnsi="Arial"/>
           <w:sz w:val="19"/>
         </w:rPr>
-        <w:t>CORTE: 2026-09-23 14:29</w:t>
+        <w:t>CORTE: 2026-09-23 14:39</w:t>
       </w:r>
     </w:p>
     <w:p>
@@ -75,7 +75,7 @@
           <w:rFonts w:ascii="Arial" w:hAnsi="Arial"/>
           <w:sz w:val="19"/>
         </w:rPr>
-        <w:t>Al corte de las 14:29 h, la lectura debe mantenerse integrada y no por cuencas aisladas. La señal hidrométrica más reciente tiene como referencia principal el corte vigente de niveles y la lluvia observada/prevista sobre Guatemala, Chiapas y Tabasco. El mayor cambio de 24 h entre estaciones observadas es Salto de Agua +1.08 m/24 h. La prioridad operativa es confirmar cualquier cambio de escenario con coincidencia de lluvia, saturación, niveles, caudales y operación de presas; el pronóstico por sí solo no constituye una creciente confirmada.</w:t>
+        <w:t>Al corte de las 14:39 h, la lectura debe mantenerse integrada y no por cuencas aisladas. La señal hidrométrica más reciente tiene como referencia principal el corte vigente de niveles y la lluvia observada/prevista sobre Guatemala, Chiapas y Tabasco. El mayor cambio de 24 h entre estaciones observadas es Macuspana +1.12 m/24 h. La prioridad operativa es confirmar cualquier cambio de escenario con coincidencia de lluvia, saturación, niveles, caudales y operación de presas; el pronóstico por sí solo no constituye una creciente confirmada.</w:t>
       </w:r>
     </w:p>
     <w:p>
@@ -315,7 +315,7 @@
           <w:rFonts w:ascii="Arial" w:hAnsi="Arial"/>
           <w:sz w:val="19"/>
         </w:rPr>
-        <w:t>Boca del Cerro registra 12.75 m, con variación de 24 h +0.05 m. En la cuenca alta de Guatemala, El Tigre reporta 5.98 m y 1108.6 m³/s; El Porvenir/La Pasión 1.96 m y 203.2 m³/s. La secuencia de vigilancia se mantiene Guatemala → Lacantún → Boca del Cerro/Tenosique → Balancán → Emiliano Zapata → Jonuta → Centla. Pronóstico SMN para Usumacinta: 0-24 h: 75 a 150 mm; 24-48 h: 75 a 150 mm; 48-72 h: 75 a 150 mm; 72-96 h: 75 a 150 mm.</w:t>
+        <w:t>Boca del Cerro registra 12.73 m, con variación de 24 h +0.01 m. En la cuenca alta de Guatemala, El Tigre reporta 5.98 m y 1108.6 m³/s; El Porvenir/La Pasión 1.96 m y 203.2 m³/s. La secuencia de vigilancia se mantiene Guatemala → Lacantún → Boca del Cerro/Tenosique → Balancán → Emiliano Zapata → Jonuta → Centla. Pronóstico SMN para Usumacinta: 0-24 h: 75 a 150 mm; 24-48 h: 75 a 150 mm; 48-72 h: 75 a 150 mm; 72-96 h: 75 a 150 mm.</w:t>
       </w:r>
     </w:p>
     <w:tbl>
@@ -497,7 +497,7 @@
                 <w:b w:val="0"/>
                 <w:sz w:val="16"/>
               </w:rPr>
-              <w:t>12.75 m; Δ24 h +0.05 m</w:t>
+              <w:t>12.73 m; Δ24 h +0.01 m</w:t>
             </w:r>
           </w:p>
         </w:tc>
@@ -535,7 +535,7 @@
           <w:rFonts w:ascii="Arial" w:hAnsi="Arial"/>
           <w:sz w:val="19"/>
         </w:rPr>
-        <w:t>Los Ríos Serranos tienen respuesta más rápida que el Usumacinta. Oxolotán 34.53 m, Tapijulapa 16.27 m, Teapa 34.23 m y Puyacatengo 25.03 m. Deben vigilarse primero lluvia horaria y estaciones aguas arriba antes de esperar una respuesta en el Grijalva de Villahermosa. Pronóstico SMN Bajo Grijalva–Ríos de la Sierra: 0-24 h: 50 a 75 mm; 24-48 h: 75 a 150 mm; 48-72 h: 75 a 150 mm; 72-96 h: 75 a 150 mm.</w:t>
+        <w:t>Los Ríos Serranos tienen respuesta más rápida que el Usumacinta. Oxolotán 34.49 m, Tapijulapa 16.24 m, Teapa 34.16 m y Puyacatengo 24.98 m. Deben vigilarse primero lluvia horaria y estaciones aguas arriba antes de esperar una respuesta en el Grijalva de Villahermosa. Pronóstico SMN Bajo Grijalva–Ríos de la Sierra: 0-24 h: 50 a 75 mm; 24-48 h: 75 a 150 mm; 48-72 h: 75 a 150 mm; 72-96 h: 75 a 150 mm.</w:t>
       </w:r>
     </w:p>
     <w:tbl>
@@ -764,7 +764,7 @@
                 <w:b w:val="0"/>
                 <w:sz w:val="16"/>
               </w:rPr>
-              <w:t>Salto de Agua 4.20 m; Macuspana 3.82 m</w:t>
+              <w:t>Salto de Agua 4.27 m; Macuspana 3.83 m</w:t>
             </w:r>
           </w:p>
         </w:tc>
@@ -1297,7 +1297,7 @@
           <w:rFonts w:ascii="Arial" w:hAnsi="Arial"/>
           <w:sz w:val="19"/>
         </w:rPr>
-        <w:t>Samaria registra 11.68 m y González/Carrizal 3.37 m. El gasto de Peñitas no debe equipararse automáticamente con el gasto que llega a cada brazo: deben incorporarse Platanar y otras aportaciones de cuenca libre y considerar la distribución hidráulica posterior. Como referencia operativa se conserva aproximadamente 70 % hacia Samaria y 30 % hacia Carrizal, sujeta a condiciones hidráulicas y a la operación de El Macayo.</w:t>
+        <w:t>Samaria registra 11.72 m y González/Carrizal 3.33 m. El gasto de Peñitas no debe equipararse automáticamente con el gasto que llega a cada brazo: deben incorporarse Platanar y otras aportaciones de cuenca libre y considerar la distribución hidráulica posterior. Como referencia operativa se conserva aproximadamente 70 % hacia Samaria y 30 % hacia Carrizal, sujeta a condiciones hidráulicas y a la operación de El Macayo.</w:t>
       </w:r>
     </w:p>
     <w:tbl>
@@ -1432,7 +1432,7 @@
                 <w:b w:val="0"/>
                 <w:sz w:val="16"/>
               </w:rPr>
-              <w:t>11.68 m</w:t>
+              <w:t>11.72 m</w:t>
             </w:r>
           </w:p>
         </w:tc>
@@ -1479,7 +1479,7 @@
                 <w:b w:val="0"/>
                 <w:sz w:val="16"/>
               </w:rPr>
-              <w:t>González 3.37 m</w:t>
+              <w:t>González 3.33 m</w:t>
             </w:r>
           </w:p>
         </w:tc>
@@ -1953,7 +1953,7 @@
           <w:rFonts w:ascii="Arial" w:hAnsi="Arial"/>
           <w:sz w:val="19"/>
         </w:rPr>
-        <w:t>El diagnóstico integrado del corte de las 14:29 h se mantiene condicionado por la evolución conjunta de Guatemala–Usumacinta–Boca del Cerro, Ríos Serranos–Pichucalco–Grijalva bajo, la cascada de presas y Peñitas/cuenca libre–Mezcalapa–Samaria–Carrizal. Ningún componente debe interpretarse de manera aislada. La señal operativa debe escalar únicamente cuando coincidan magnitud, persistencia y respuesta observada.</w:t>
+        <w:t>El diagnóstico integrado del corte de las 14:39 h se mantiene condicionado por la evolución conjunta de Guatemala–Usumacinta–Boca del Cerro, Ríos Serranos–Pichucalco–Grijalva bajo, la cascada de presas y Peñitas/cuenca libre–Mezcalapa–Samaria–Carrizal. Ningún componente debe interpretarse de manera aislada. La señal operativa debe escalar únicamente cuando coincidan magnitud, persistencia y respuesta observada.</w:t>
       </w:r>
     </w:p>
     <w:p>
@@ -2059,18 +2059,6 @@
           <w:rFonts w:ascii="Arial" w:hAnsi="Arial"/>
           <w:sz w:val="19"/>
         </w:rPr>
-        <w:t>WeatherLink: Modesta_1 30.3 mm/24 h</w:t>
-      </w:r>
-    </w:p>
-    <w:p>
-      <w:pPr>
-        <w:pStyle w:val="ListBullet"/>
-      </w:pPr>
-      <w:r>
-        <w:rPr>
-          <w:rFonts w:ascii="Arial" w:hAnsi="Arial"/>
-          <w:sz w:val="19"/>
-        </w:rPr>
         <w:t>WeatherLink: Sinai 29.0 mm/24 h</w:t>
       </w:r>
     </w:p>
@@ -2095,7 +2083,7 @@
           <w:rFonts w:ascii="Arial" w:hAnsi="Arial"/>
           <w:sz w:val="19"/>
         </w:rPr>
-        <w:t>WeatherLink: Impulsora 18.3 mm/24 h</w:t>
+        <w:t>WeatherLink: PALENQUE PCIVILCHIAPAS 17.8 mm/24 h</w:t>
       </w:r>
     </w:p>
     <w:p>
@@ -2107,7 +2095,19 @@
           <w:rFonts w:ascii="Arial" w:hAnsi="Arial"/>
           <w:sz w:val="19"/>
         </w:rPr>
-        <w:t>WeatherLink: PALENQUE PCIVILCHIAPAS 17.8 mm/24 h</w:t>
+        <w:t>WeatherLink: Modesta_1 15.3 mm/24 h</w:t>
+      </w:r>
+    </w:p>
+    <w:p>
+      <w:pPr>
+        <w:pStyle w:val="ListBullet"/>
+      </w:pPr>
+      <w:r>
+        <w:rPr>
+          <w:rFonts w:ascii="Arial" w:hAnsi="Arial"/>
+          <w:sz w:val="19"/>
+        </w:rPr>
+        <w:t>WeatherLink: CHAPULTENANGO PCIVILCHIAPAS 15.2 mm/24 h</w:t>
       </w:r>
     </w:p>
     <w:p>
@@ -2525,7 +2525,7 @@
           <w:rFonts w:ascii="Arial" w:hAnsi="Arial"/>
           <w:sz w:val="19"/>
         </w:rPr>
-        <w:t>Cadena de seguimiento en Tabasco: Boca del Cerro: 12.75 m · Δ24 h +0.05 m → Balancán: s/d → Emiliano Zapata: s/d → Jonuta: s/d → Centla/Tres Brazos: s/d.</w:t>
+        <w:t>Cadena de seguimiento en Tabasco: Boca del Cerro: 12.73 m · Δ24 h +0.01 m → Balancán: s/d → Emiliano Zapata: s/d → Jonuta: s/d → Centla/Tres Brazos: s/d.</w:t>
       </w:r>
     </w:p>
     <w:p>
